--- a/public/nota-tecnica-premissas-mariah-es.docx
+++ b/public/nota-tecnica-premissas-mariah-es.docx
@@ -101,7 +101,7 @@
           <w:sz w:val="24"/>
           <w:szCs w:val="24"/>
         </w:rPr>
-        <w:t xml:space="preserve">Este documento explicita las premisas que sustentan la clasificación de riesgo producida por la MARIAH. Este texto está dirigido a lectores técnicos, como estadísticos, metodólogos, integrantes de CEP e investigadores, que necesitan auditar, criticar o entender las decisiones del instrumento. No constituye una invitación a conducir la validación dirigida a ningún lector en particular: la validación empírica es prospectiva y tiene una trayectoria propia, descrita al final.</w:t>
+        <w:t xml:space="preserve">Este documento explicita las premisas que sustentan la clasificación de riesgo producida por la MARIAH. Este texto está dirigido a lectores técnicos, como estadísticos, metodólogos, integrantes de CEP e investigadores, que necesitan auditar, criticar o entender las decisiones del instrumento. No constituye una invitación a que ningún lector en particular conduzca la validación: la validación empírica es prospectiva y tiene una trayectoria propia, descrita al final.</w:t>
       </w:r>
     </w:p>
     <w:p>

--- a/public/nota-tecnica-premissas-mariah-es.docx
+++ b/public/nota-tecnica-premissas-mariah-es.docx
@@ -380,7 +380,7 @@
           <w:sz w:val="24"/>
           <w:szCs w:val="24"/>
         </w:rPr>
-        <w:t xml:space="preserve">Preguntas eliminatorias (modo Res. 738): cuando se activan, clasifican el protocolo como «no evaluable por la MARIAH» Se suman además ítems de diligencia (Eje 3.b / Bloque 6.b) que, si no se cumplen, devuelven el protocolo sin análisis de mérito., salida categorial que sobrescribe la suma y exige un análisis individualizado del colegiado.</w:t>
+        <w:t xml:space="preserve">Preguntas eliminatorias (modo Res. 738): cuando se activan, clasifican el protocolo como «no evaluable por la MARIAH», salida categorial que sobrescribe la suma y exige un análisis individualizado del colegiado. Se suman además ítems de diligencia (Eje 3.b / Bloque 6.b) que, si no se cumplen, devuelven el protocolo sin análisis de mérito.</w:t>
       </w:r>
     </w:p>
     <w:p>

--- a/public/nota-tecnica-premissas-mariah-es.docx
+++ b/public/nota-tecnica-premissas-mariah-es.docx
@@ -62,7 +62,7 @@
           <w:sz w:val="24"/>
           <w:szCs w:val="24"/>
         </w:rPr>
-        <w:t>MARIAH Matriz de Evaluación de Riesgo de Inteligencia Artificial en Investigación con Seres Humanos · Versión preliminar · Junio de 2026</w:t>
+        <w:t>MARIAH Matriz de Evaluación de Riesgo en Inteligencia Artificial en Investigación con Seres Humanos · Versión preliminar · Junio de 2026</w:t>
       </w:r>
     </w:p>
     <w:p>
